--- a/Avaliação_Processual_1°_Bim_Sistemas_de_Bancos_de_Dados_I_1°_Bimestre.docx
+++ b/Avaliação_Processual_1°_Bim_Sistemas_de_Bancos_de_Dados_I_1°_Bimestre.docx
@@ -23,13 +23,6 @@
         <w:spacing w:after="160"/>
         <w:jc w:val="center"/>
       </w:pPr>
-      <w:r>
-        <w:rPr>
-          <w:b/>
-          <w:sz w:val="26"/>
-        </w:rPr>
-        <w:t>PROJETO INTEGRADOR DE BANCO DE DADOS</w:t>
-      </w:r>
     </w:p>
     <w:tbl>
       <w:tblPr>
@@ -455,7 +448,23 @@
                 <w:sz w:val="20"/>
                 <w:szCs w:val="20"/>
               </w:rPr>
-              <w:t xml:space="preserve"> até 5 pessoas</w:t>
+              <w:t xml:space="preserve"> até </w:t>
+            </w:r>
+            <w:r>
+              <w:rPr>
+                <w:color w:val="000000"/>
+                <w:sz w:val="20"/>
+                <w:szCs w:val="20"/>
+              </w:rPr>
+              <w:t>4</w:t>
+            </w:r>
+            <w:r>
+              <w:rPr>
+                <w:color w:val="000000"/>
+                <w:sz w:val="20"/>
+                <w:szCs w:val="20"/>
+              </w:rPr>
+              <w:t xml:space="preserve"> pessoas</w:t>
             </w:r>
           </w:p>
         </w:tc>
@@ -659,7 +668,15 @@
                 <w:sz w:val="20"/>
                 <w:szCs w:val="20"/>
               </w:rPr>
-              <w:t>12 de setembro de 2026</w:t>
+              <w:t>21</w:t>
+            </w:r>
+            <w:r>
+              <w:rPr>
+                <w:color w:val="000000"/>
+                <w:sz w:val="20"/>
+                <w:szCs w:val="20"/>
+              </w:rPr>
+              <w:t xml:space="preserve"> de setembro de 2026</w:t>
             </w:r>
           </w:p>
         </w:tc>
@@ -903,7 +920,19 @@
         <w:ind w:left="425" w:hanging="255"/>
       </w:pPr>
       <w:r>
-        <w:t>• O trabalho poderá ser desenvolvido em grupos de até 5 (cinco) estudantes, salvo orientação diferente do docente.</w:t>
+        <w:t xml:space="preserve">• O trabalho poderá ser desenvolvido em grupos de até </w:t>
+      </w:r>
+      <w:r>
+        <w:t>4</w:t>
+      </w:r>
+      <w:r>
+        <w:t xml:space="preserve"> (</w:t>
+      </w:r>
+      <w:r>
+        <w:t>quatro</w:t>
+      </w:r>
+      <w:r>
+        <w:t>) estudantes, salvo orientação diferente do docente.</w:t>
       </w:r>
     </w:p>
     <w:p>
@@ -963,7 +992,14 @@
         <w:t xml:space="preserve">3.1 </w:t>
       </w:r>
       <w:r>
-        <w:t>Capa: instituição, curso, disciplina, docente, título do projeto, integrantes, turma/período, cidade e ano.</w:t>
+        <w:rPr>
+          <w:b/>
+          <w:bCs/>
+        </w:rPr>
+        <w:t>Capa</w:t>
+      </w:r>
+      <w:r>
+        <w:t>: instituição, curso, disciplina, docente, título do projeto, integrantes, turma/período, cidade e ano.</w:t>
       </w:r>
     </w:p>
     <w:p>
@@ -978,7 +1014,14 @@
         <w:t xml:space="preserve">3.2 </w:t>
       </w:r>
       <w:r>
-        <w:t>Introdução: apresentar o objetivo do projeto, o domínio escolhido, o problema tratado e a importância da modelagem antes da implementação.</w:t>
+        <w:rPr>
+          <w:b/>
+          <w:bCs/>
+        </w:rPr>
+        <w:t>Introdução</w:t>
+      </w:r>
+      <w:r>
+        <w:t>: apresentar o objetivo do projeto, o domínio escolhido, o problema tratado e a importância da modelagem antes da implementação.</w:t>
       </w:r>
     </w:p>
     <w:p>
@@ -993,7 +1036,14 @@
         <w:t xml:space="preserve">3.3 </w:t>
       </w:r>
       <w:r>
-        <w:t>Apresentação do estudo de caso: reescrever o cenário com as próprias palavras, indicar os principais atores, processos, informações e limites do sistema.</w:t>
+        <w:rPr>
+          <w:b/>
+          <w:bCs/>
+        </w:rPr>
+        <w:t>Apresentação</w:t>
+      </w:r>
+      <w:r>
+        <w:t xml:space="preserve"> do estudo de caso: reescrever o cenário com as próprias palavras, indicar os principais atores, processos, informações e limites do sistema.</w:t>
       </w:r>
     </w:p>
     <w:p>
@@ -1008,7 +1058,14 @@
         <w:t xml:space="preserve">3.4 </w:t>
       </w:r>
       <w:r>
-        <w:t>Levantamento de requisitos: apresentar, no mínimo, 8 requisitos funcionais e 8 regras de negócio. Os itens deverão ser numerados e redigidos de forma objetiva.</w:t>
+        <w:rPr>
+          <w:b/>
+          <w:bCs/>
+        </w:rPr>
+        <w:t>Levantamento</w:t>
+      </w:r>
+      <w:r>
+        <w:t xml:space="preserve"> de requisitos: apresentar, no mínimo, 8 requisitos funcionais e 8 regras de negócio. Os itens deverão ser numerados e redigidos de forma objetiva.</w:t>
       </w:r>
     </w:p>
     <w:p>
@@ -1761,6 +1818,12 @@
         <w:t>• Cópia, plágio, informações inventadas, referências inexistentes ou uso de conteúdo de terceiros sem citação poderão implicar revisão da nota e aplicação das normas institucionais.</w:t>
       </w:r>
     </w:p>
+    <w:p>
+      <w:pPr>
+        <w:spacing w:after="20"/>
+        <w:ind w:left="425" w:hanging="255"/>
+      </w:pPr>
+    </w:p>
     <w:tbl>
       <w:tblPr>
         <w:tblW w:w="0" w:type="auto"/>
@@ -1809,7 +1872,33 @@
               <w:rPr>
                 <w:sz w:val="22"/>
               </w:rPr>
-              <w:t>“Declaramos que a ferramenta [nome] foi utilizada para [finalidade]. As sugestões foram revisadas, testadas e modificadas pelo grupo. A responsabilidade pelos modelos, pelo script, pelos resultados e pelas conclusões é integralmente dos autores.”</w:t>
+              <w:t>“Declaramos que a ferramenta [</w:t>
+            </w:r>
+            <w:r>
+              <w:rPr>
+                <w:sz w:val="22"/>
+                <w:highlight w:val="yellow"/>
+              </w:rPr>
+              <w:t>nome</w:t>
+            </w:r>
+            <w:r>
+              <w:rPr>
+                <w:sz w:val="22"/>
+              </w:rPr>
+              <w:t>] foi utilizada para [</w:t>
+            </w:r>
+            <w:r>
+              <w:rPr>
+                <w:sz w:val="22"/>
+                <w:highlight w:val="yellow"/>
+              </w:rPr>
+              <w:t>finalidade</w:t>
+            </w:r>
+            <w:r>
+              <w:rPr>
+                <w:sz w:val="22"/>
+              </w:rPr>
+              <w:t>]. As sugestões foram revisadas, testadas e modificadas pelo grupo. A responsabilidade pelos modelos, pelo script, pelos resultados e pelas conclusões é integralmente dos autores.”</w:t>
             </w:r>
           </w:p>
         </w:tc>
@@ -2839,12 +2928,40 @@
         <w:spacing w:before="200"/>
         <w:ind w:firstLine="0"/>
         <w:jc w:val="left"/>
-      </w:pPr>
-      <w:r>
         <w:rPr>
           <w:b/>
           <w:color w:val="9C0000"/>
         </w:rPr>
+        <w:sectPr>
+          <w:headerReference w:type="even" r:id="rId10"/>
+          <w:headerReference w:type="default" r:id="rId11"/>
+          <w:footerReference w:type="even" r:id="rId12"/>
+          <w:footerReference w:type="default" r:id="rId13"/>
+          <w:headerReference w:type="first" r:id="rId14"/>
+          <w:footerReference w:type="first" r:id="rId15"/>
+          <w:pgSz w:w="11906" w:h="16838"/>
+          <w:pgMar w:top="1701" w:right="1134" w:bottom="1134" w:left="1701" w:header="680" w:footer="567" w:gutter="0"/>
+          <w:cols w:space="708"/>
+          <w:docGrid w:linePitch="360"/>
+        </w:sectPr>
+      </w:pPr>
+    </w:p>
+    <w:p>
+      <w:pPr>
+        <w:keepNext/>
+        <w:pBdr>
+          <w:bottom w:val="single" w:sz="10" w:space="2" w:color="9C0000"/>
+        </w:pBdr>
+        <w:spacing w:before="200"/>
+        <w:ind w:firstLine="0"/>
+        <w:jc w:val="left"/>
+      </w:pPr>
+      <w:r>
+        <w:rPr>
+          <w:b/>
+          <w:color w:val="9C0000"/>
+        </w:rPr>
+        <w:lastRenderedPageBreak/>
         <w:t>8. CHECKLIST ANTES DA ENTREGA</w:t>
       </w:r>
     </w:p>
@@ -2872,7 +2989,6 @@
         <w:ind w:left="425" w:hanging="255"/>
       </w:pPr>
       <w:r>
-        <w:lastRenderedPageBreak/>
         <w:t>□ O MER possui entidades, atributos, identificadores, relacionamentos e cardinalidades justificadas?</w:t>
       </w:r>
     </w:p>
@@ -3070,12 +3186,6 @@
       </w:pPr>
     </w:p>
     <w:sectPr>
-      <w:headerReference w:type="even" r:id="rId10"/>
-      <w:headerReference w:type="default" r:id="rId11"/>
-      <w:footerReference w:type="even" r:id="rId12"/>
-      <w:footerReference w:type="default" r:id="rId13"/>
-      <w:headerReference w:type="first" r:id="rId14"/>
-      <w:footerReference w:type="first" r:id="rId15"/>
       <w:pgSz w:w="11906" w:h="16838"/>
       <w:pgMar w:top="1701" w:right="1134" w:bottom="1134" w:left="1701" w:header="680" w:footer="567" w:gutter="0"/>
       <w:cols w:space="708"/>
@@ -6497,18 +6607,18 @@
 </file>
 
 <file path=customXml/item1.xml><?xml version="1.0" encoding="utf-8"?>
-<p:properties xmlns:p="http://schemas.microsoft.com/office/2006/metadata/properties" xmlns:xsi="http://www.w3.org/2001/XMLSchema-instance" xmlns:pc="http://schemas.microsoft.com/office/infopath/2007/PartnerControls">
-  <documentManagement/>
-</p:properties>
-</file>
-
-<file path=customXml/item2.xml><?xml version="1.0" encoding="utf-8"?>
 <?mso-contentType ?>
 <FormTemplates xmlns="http://schemas.microsoft.com/sharepoint/v3/contenttype/forms">
   <Display>DocumentLibraryForm</Display>
   <Edit>DocumentLibraryForm</Edit>
   <New>DocumentLibraryForm</New>
 </FormTemplates>
+</file>
+
+<file path=customXml/item2.xml><?xml version="1.0" encoding="utf-8"?>
+<p:properties xmlns:p="http://schemas.microsoft.com/office/2006/metadata/properties" xmlns:xsi="http://www.w3.org/2001/XMLSchema-instance" xmlns:pc="http://schemas.microsoft.com/office/infopath/2007/PartnerControls">
+  <documentManagement/>
+</p:properties>
 </file>
 
 <file path=customXml/item3.xml><?xml version="1.0" encoding="utf-8"?>
@@ -6670,18 +6780,18 @@
 </file>
 
 <file path=customXml/itemProps1.xml><?xml version="1.0" encoding="utf-8"?>
-<ds:datastoreItem xmlns:ds="http://schemas.openxmlformats.org/officeDocument/2006/customXml" ds:itemID="{C1A96938-47A3-4858-9CDE-C4D98D98CF30}">
+<ds:datastoreItem xmlns:ds="http://schemas.openxmlformats.org/officeDocument/2006/customXml" ds:itemID="{44DCCAE8-87C8-4754-9492-A51C107B8057}">
   <ds:schemaRefs>
-    <ds:schemaRef ds:uri="http://schemas.microsoft.com/office/2006/metadata/properties"/>
-    <ds:schemaRef ds:uri="http://schemas.microsoft.com/office/infopath/2007/PartnerControls"/>
+    <ds:schemaRef ds:uri="http://schemas.microsoft.com/sharepoint/v3/contenttype/forms"/>
   </ds:schemaRefs>
 </ds:datastoreItem>
 </file>
 
 <file path=customXml/itemProps2.xml><?xml version="1.0" encoding="utf-8"?>
-<ds:datastoreItem xmlns:ds="http://schemas.openxmlformats.org/officeDocument/2006/customXml" ds:itemID="{44DCCAE8-87C8-4754-9492-A51C107B8057}">
+<ds:datastoreItem xmlns:ds="http://schemas.openxmlformats.org/officeDocument/2006/customXml" ds:itemID="{C1A96938-47A3-4858-9CDE-C4D98D98CF30}">
   <ds:schemaRefs>
-    <ds:schemaRef ds:uri="http://schemas.microsoft.com/sharepoint/v3/contenttype/forms"/>
+    <ds:schemaRef ds:uri="http://schemas.microsoft.com/office/2006/metadata/properties"/>
+    <ds:schemaRef ds:uri="http://schemas.microsoft.com/office/infopath/2007/PartnerControls"/>
   </ds:schemaRefs>
 </ds:datastoreItem>
 </file>
